--- a/project/documents/miscellaneous/orderLetter.docx
+++ b/project/documents/miscellaneous/orderLetter.docx
@@ -5,17 +5,21 @@
     <w:p>
       <w:pPr>
         <w:spacing w:after="0" w:line="240" w:lineRule="auto"/>
-        <w:rPr>
-          <w:b/>
-          <w:bCs/>
-        </w:rPr>
-      </w:pPr>
-      <w:r>
-        <w:rPr>
-          <w:b/>
-          <w:bCs/>
-        </w:rPr>
-        <w:t>Direct Filing of Foreign – email to associate</w:t>
+      </w:pPr>
+      <w:r>
+        <w:t xml:space="preserve">Subject line: </w:t>
+      </w:r>
+      <w:r>
+        <w:t>New Application to be filed by &lt;&lt;</w:t>
+      </w:r>
+      <w:r>
+        <w:t>DEADLINEDATE</w:t>
+      </w:r>
+      <w:r>
+        <w:t xml:space="preserve">&gt;&gt; / Re: </w:t>
+      </w:r>
+      <w:r>
+        <w:t>&lt;&lt;This.orgName&gt;&gt;: &lt;&lt;This.clientRefNo&gt;&gt; / SLW Ref.: &lt;&lt;This.matterNo&gt;&gt;</w:t>
       </w:r>
     </w:p>
     <w:p>
@@ -27,36 +31,16 @@
       <w:pPr>
         <w:spacing w:after="0" w:line="240" w:lineRule="auto"/>
       </w:pPr>
-      <w:r>
-        <w:t xml:space="preserve">Subject line: </w:t>
-      </w:r>
     </w:p>
     <w:p>
       <w:pPr>
         <w:spacing w:after="0" w:line="240" w:lineRule="auto"/>
       </w:pPr>
-      <w:r>
-        <w:t>New Application to be filed by &lt;&lt;</w:t>
-      </w:r>
-      <w:r>
-        <w:t>DEADLINEDATE</w:t>
-      </w:r>
-      <w:r>
-        <w:t xml:space="preserve">&gt;&gt; / Re: </w:t>
-      </w:r>
-      <w:r>
-        <w:t>&lt;&lt;This.orgName&gt;&gt;: &lt;&lt;This.clientRefNo&gt;&gt; / SLW Ref.: &lt;&lt;This.matterNo&gt;&gt;</w:t>
-      </w:r>
     </w:p>
     <w:p>
       <w:pPr>
         <w:spacing w:after="0" w:line="240" w:lineRule="auto"/>
       </w:pPr>
-    </w:p>
-    <w:p>
-      <w:pPr>
-        <w:spacing w:after="0" w:line="240" w:lineRule="auto"/>
-      </w:pPr>
       <w:r>
         <w:t>Body of email:</w:t>
       </w:r>
@@ -77,7 +61,7 @@
         <w:t xml:space="preserve">Filing of New Patent Application in </w:t>
       </w:r>
       <w:r>
-        <w:t>&lt;&lt;This.matterCountryName&gt;&gt;</w:t>
+        <w:t>&lt;&lt;matterCountryName&gt;&gt;</w:t>
       </w:r>
     </w:p>
     <w:p>
@@ -88,7 +72,7 @@
         <w:t>Applicant: </w:t>
       </w:r>
       <w:r>
-        <w:t xml:space="preserve"> &lt;&lt;This.</w:t>
+        <w:t xml:space="preserve"> &lt;&lt;</w:t>
       </w:r>
       <w:r>
         <w:t>a</w:t>
@@ -176,7 +160,7 @@
         <w:t xml:space="preserve">Please find attached the documents needed to file the above-identified application in </w:t>
       </w:r>
       <w:r>
-        <w:t>&lt;&lt;This.matterCountryName&gt;&gt;</w:t>
+        <w:t>&lt;&lt;matterCountryName&gt;&gt;</w:t>
       </w:r>
       <w:r>
         <w:t xml:space="preserve"> by the deadline of </w:t>
@@ -211,7 +195,23 @@
           <w:rFonts w:eastAsia="Times New Roman" w:cstheme="minorHAnsi"/>
           <w:color w:val="000000"/>
         </w:rPr>
-        <w:t>Please ensure all communications relating to newly filed applications, formal documents, filing and issue dates, deadline dates, and documents/responses filed with the patent office are sent to me at &lt;&lt;This.ffparaEmail&gt;&gt;, and our docketing department, </w:t>
+        <w:t xml:space="preserve">Please ensure all communications relating to newly filed applications, formal documents, filing and issue dates, deadline dates, and documents/responses filed with the patent office are sent to me at </w:t>
+      </w:r>
+      <w:bookmarkStart w:id="2" w:name="_Hlk187061001"/>
+      <w:r>
+        <w:rPr>
+          <w:rFonts w:eastAsia="Times New Roman" w:cstheme="minorHAnsi"/>
+          <w:color w:val="000000"/>
+        </w:rPr>
+        <w:t xml:space="preserve">&lt;&lt;ffparaEmail&gt;&gt;, </w:t>
+      </w:r>
+      <w:bookmarkEnd w:id="2"/>
+      <w:r>
+        <w:rPr>
+          <w:rFonts w:eastAsia="Times New Roman" w:cstheme="minorHAnsi"/>
+          <w:color w:val="000000"/>
+        </w:rPr>
+        <w:t>and our docketing department, </w:t>
       </w:r>
       <w:hyperlink r:id="rId4" w:tgtFrame="_blank" w:history="1">
         <w:r>
@@ -241,6 +241,33 @@
           <w:color w:val="000000"/>
         </w:rPr>
       </w:pPr>
+    </w:p>
+    <w:p>
+      <w:pPr>
+        <w:shd w:val="clear" w:color="auto" w:fill="FFFFFF"/>
+        <w:spacing w:after="0" w:line="240" w:lineRule="auto"/>
+        <w:rPr>
+          <w:rFonts w:eastAsia="Times New Roman" w:cstheme="minorHAnsi"/>
+          <w:color w:val="000000"/>
+        </w:rPr>
+      </w:pPr>
+      <w:r>
+        <w:rPr>
+          <w:rFonts w:eastAsia="Times New Roman" w:cstheme="minorHAnsi"/>
+          <w:color w:val="000000"/>
+        </w:rPr>
+        <w:t>Please report invoices as previously instructed.</w:t>
+      </w:r>
+    </w:p>
+    <w:p>
+      <w:pPr>
+        <w:shd w:val="clear" w:color="auto" w:fill="FFFFFF"/>
+        <w:spacing w:after="0" w:line="240" w:lineRule="auto"/>
+        <w:rPr>
+          <w:rFonts w:eastAsia="Times New Roman" w:cstheme="minorHAnsi"/>
+          <w:color w:val="000000"/>
+        </w:rPr>
+      </w:pPr>
       <w:r>
         <w:rPr>
           <w:rFonts w:eastAsia="Times New Roman" w:cstheme="minorHAnsi"/>
@@ -296,6 +323,7 @@
         </w:rPr>
         <w:t> of a deadline, </w:t>
       </w:r>
+      <w:proofErr w:type="gramStart"/>
       <w:r>
         <w:rPr>
           <w:rFonts w:eastAsia="Times New Roman" w:cstheme="minorHAnsi"/>
@@ -305,6 +333,7 @@
         </w:rPr>
         <w:t>drafts</w:t>
       </w:r>
+      <w:proofErr w:type="gramEnd"/>
       <w:r>
         <w:rPr>
           <w:rFonts w:eastAsia="Times New Roman" w:cstheme="minorHAnsi"/>
@@ -352,7 +381,15 @@
         <w:pStyle w:val="NormalWeb"/>
       </w:pPr>
       <w:r>
-        <w:t>Kindly confirm safe receipt of these instructions and timely filing of the application by return e-mail.  If anything further is needed or if you have questions, do not hesitate to contact us.</w:t>
+        <w:t xml:space="preserve">Kindly confirm safe receipt of these instructions and timely filing of the application by return e-mail.  If </w:t>
+      </w:r>
+      <w:proofErr w:type="gramStart"/>
+      <w:r>
+        <w:t>anything</w:t>
+      </w:r>
+      <w:proofErr w:type="gramEnd"/>
+      <w:r>
+        <w:t xml:space="preserve"> further is needed or if you have questions, do not hesitate to contact us.</w:t>
       </w:r>
     </w:p>
     <w:p>
@@ -371,7 +408,7 @@
         <w:t xml:space="preserve">  </w:t>
       </w:r>
       <w:r>
-        <w:t>&lt;&lt;This.</w:t>
+        <w:t>&lt;&lt;</w:t>
       </w:r>
       <w:r>
         <w:t>ffp</w:t>
@@ -403,374 +440,6 @@
         </w:rPr>
         <w:t>Paralegal -- International Department</w:t>
       </w:r>
-    </w:p>
-    <w:p>
-      <w:pPr>
-        <w:spacing w:after="0" w:line="240" w:lineRule="auto"/>
-      </w:pPr>
-    </w:p>
-    <w:p>
-      <w:r>
-        <w:br w:type="page"/>
-      </w:r>
-    </w:p>
-    <w:p>
-      <w:pPr>
-        <w:spacing w:after="0" w:line="240" w:lineRule="auto"/>
-        <w:rPr>
-          <w:b/>
-          <w:bCs/>
-        </w:rPr>
-      </w:pPr>
-      <w:r>
-        <w:rPr>
-          <w:b/>
-          <w:bCs/>
-        </w:rPr>
-        <w:lastRenderedPageBreak/>
-        <w:t>NSPCT</w:t>
-      </w:r>
-      <w:r>
-        <w:rPr>
-          <w:b/>
-          <w:bCs/>
-        </w:rPr>
-        <w:t xml:space="preserve"> Filing of Foreign – email to associate</w:t>
-      </w:r>
-    </w:p>
-    <w:p>
-      <w:pPr>
-        <w:spacing w:after="0" w:line="240" w:lineRule="auto"/>
-      </w:pPr>
-    </w:p>
-    <w:p>
-      <w:pPr>
-        <w:spacing w:after="0" w:line="240" w:lineRule="auto"/>
-      </w:pPr>
-      <w:r>
-        <w:t xml:space="preserve">Subject line: </w:t>
-      </w:r>
-    </w:p>
-    <w:p>
-      <w:pPr>
-        <w:spacing w:after="0" w:line="240" w:lineRule="auto"/>
-      </w:pPr>
-      <w:r>
-        <w:t>New Application to be filed by &lt;&lt;DEADLINEDATE&gt;&gt; / Re: &lt;&lt;This.orgName&gt;&gt;: &lt;&lt;This.clientRefNo&gt;&gt; / SLW Ref.: &lt;&lt;This.matterNo&gt;&gt;</w:t>
-      </w:r>
-    </w:p>
-    <w:p>
-      <w:pPr>
-        <w:spacing w:after="0" w:line="240" w:lineRule="auto"/>
-      </w:pPr>
-    </w:p>
-    <w:p>
-      <w:pPr>
-        <w:spacing w:after="0" w:line="240" w:lineRule="auto"/>
-      </w:pPr>
-      <w:r>
-        <w:t>Body of email:</w:t>
-      </w:r>
-    </w:p>
-    <w:p>
-      <w:pPr>
-        <w:spacing w:after="0" w:line="240" w:lineRule="auto"/>
-        <w:rPr>
-          <w:b/>
-          <w:bCs/>
-        </w:rPr>
-      </w:pPr>
-    </w:p>
-    <w:p>
-      <w:pPr>
-        <w:spacing w:after="0" w:line="240" w:lineRule="auto"/>
-      </w:pPr>
-    </w:p>
-    <w:p>
-      <w:pPr>
-        <w:pStyle w:val="NormalWeb"/>
-        <w:spacing w:before="0" w:beforeAutospacing="0" w:after="0" w:afterAutospacing="0"/>
-      </w:pPr>
-      <w:r>
-        <w:t>CONFIDENTIAL COMMUNICATION / ATTORNEY-CLIENT PRIVILEGE</w:t>
-      </w:r>
-    </w:p>
-    <w:p>
-      <w:pPr>
-        <w:pStyle w:val="NormalWeb"/>
-        <w:spacing w:before="0" w:beforeAutospacing="0" w:after="0" w:afterAutospacing="0"/>
-      </w:pPr>
-    </w:p>
-    <w:p>
-      <w:pPr>
-        <w:pStyle w:val="NormalWeb"/>
-        <w:spacing w:before="0" w:beforeAutospacing="0" w:after="0" w:afterAutospacing="0"/>
-      </w:pPr>
-      <w:r>
-        <w:t>Filing of New Chapter (I or II) National-Stage Application</w:t>
-      </w:r>
-    </w:p>
-    <w:p>
-      <w:pPr>
-        <w:pStyle w:val="NormalWeb"/>
-        <w:spacing w:before="0" w:beforeAutospacing="0" w:after="0" w:afterAutospacing="0"/>
-      </w:pPr>
-    </w:p>
-    <w:p>
-      <w:pPr>
-        <w:pStyle w:val="NormalWeb"/>
-        <w:spacing w:before="0" w:beforeAutospacing="0" w:after="0" w:afterAutospacing="0"/>
-      </w:pPr>
-      <w:r>
-        <w:t>International Application No.</w:t>
-      </w:r>
-      <w:r>
-        <w:t>:</w:t>
-      </w:r>
-      <w:r>
-        <w:t xml:space="preserve"> </w:t>
-      </w:r>
-      <w:r>
-        <w:t>&lt;&lt;</w:t>
-      </w:r>
-      <w:r>
-        <w:t>PCTserialNo&gt;&gt;</w:t>
-      </w:r>
-    </w:p>
-    <w:p>
-      <w:pPr>
-        <w:pStyle w:val="NormalWeb"/>
-        <w:spacing w:before="0" w:beforeAutospacing="0" w:after="0" w:afterAutospacing="0"/>
-      </w:pPr>
-    </w:p>
-    <w:p>
-      <w:pPr>
-        <w:pStyle w:val="NormalWeb"/>
-        <w:spacing w:before="0" w:beforeAutospacing="0" w:after="0" w:afterAutospacing="0"/>
-      </w:pPr>
-      <w:r>
-        <w:t>International Publication No.</w:t>
-      </w:r>
-      <w:r>
-        <w:t>:</w:t>
-      </w:r>
-      <w:r>
-        <w:t xml:space="preserve"> </w:t>
-      </w:r>
-      <w:r>
-        <w:t>&lt;&lt;</w:t>
-      </w:r>
-      <w:r>
-        <w:t>PCTPubNo&gt;&gt;</w:t>
-      </w:r>
-    </w:p>
-    <w:p>
-      <w:pPr>
-        <w:pStyle w:val="NormalWeb"/>
-        <w:spacing w:before="0" w:beforeAutospacing="0" w:after="0" w:afterAutospacing="0"/>
-      </w:pPr>
-    </w:p>
-    <w:p>
-      <w:pPr>
-        <w:pStyle w:val="NormalWeb"/>
-        <w:spacing w:before="0" w:beforeAutospacing="0" w:after="0" w:afterAutospacing="0"/>
-      </w:pPr>
-      <w:r>
-        <w:t>European Application No. (if EP)</w:t>
-      </w:r>
-      <w:r>
-        <w:t>:</w:t>
-      </w:r>
-      <w:r>
-        <w:t xml:space="preserve"> &lt;&lt;serialNo&gt;&gt;</w:t>
-      </w:r>
-    </w:p>
-    <w:p>
-      <w:pPr>
-        <w:pStyle w:val="NormalWeb"/>
-        <w:spacing w:before="0" w:beforeAutospacing="0" w:after="0" w:afterAutospacing="0"/>
-      </w:pPr>
-    </w:p>
-    <w:p>
-      <w:pPr>
-        <w:pStyle w:val="NormalWeb"/>
-        <w:spacing w:before="0" w:beforeAutospacing="0" w:after="0" w:afterAutospacing="0"/>
-      </w:pPr>
-      <w:r>
-        <w:t xml:space="preserve">Applicant: &lt;&lt;This.applicant&gt;&gt; </w:t>
-      </w:r>
-    </w:p>
-    <w:p>
-      <w:pPr>
-        <w:pStyle w:val="NormalWeb"/>
-        <w:spacing w:before="0" w:beforeAutospacing="0" w:after="0" w:afterAutospacing="0"/>
-      </w:pPr>
-    </w:p>
-    <w:p>
-      <w:pPr>
-        <w:pStyle w:val="NormalWeb"/>
-        <w:spacing w:before="0" w:beforeAutospacing="0" w:after="0" w:afterAutospacing="0"/>
-      </w:pPr>
-      <w:r>
-        <w:t xml:space="preserve">Title: &lt;&lt;This.title&gt;&gt; </w:t>
-      </w:r>
-    </w:p>
-    <w:p>
-      <w:pPr>
-        <w:pStyle w:val="NormalWeb"/>
-        <w:spacing w:before="0" w:beforeAutospacing="0" w:after="0" w:afterAutospacing="0"/>
-      </w:pPr>
-    </w:p>
-    <w:p>
-      <w:pPr>
-        <w:pStyle w:val="NormalWeb"/>
-        <w:spacing w:before="0" w:beforeAutospacing="0" w:after="0" w:afterAutospacing="0"/>
-      </w:pPr>
-      <w:r>
-        <w:t>Our file: &lt;&lt;This.matterNo&gt;&gt;</w:t>
-      </w:r>
-    </w:p>
-    <w:p>
-      <w:pPr>
-        <w:pStyle w:val="NormalWeb"/>
-        <w:spacing w:before="0" w:beforeAutospacing="0" w:after="0" w:afterAutospacing="0"/>
-      </w:pPr>
-    </w:p>
-    <w:p>
-      <w:pPr>
-        <w:pStyle w:val="NormalWeb"/>
-        <w:spacing w:before="0" w:beforeAutospacing="0" w:after="0" w:afterAutospacing="0"/>
-      </w:pPr>
-      <w:r>
-        <w:t>DEADLINE TO FILE APPLICATION:  &lt;&lt;DEADLINEDATE&gt;&gt;</w:t>
-      </w:r>
-    </w:p>
-    <w:p>
-      <w:pPr>
-        <w:pStyle w:val="NormalWeb"/>
-        <w:spacing w:before="0" w:beforeAutospacing="0" w:after="0" w:afterAutospacing="0"/>
-      </w:pPr>
-    </w:p>
-    <w:p>
-      <w:pPr>
-        <w:pStyle w:val="NormalWeb"/>
-        <w:spacing w:before="0" w:beforeAutospacing="0" w:after="0" w:afterAutospacing="0"/>
-      </w:pPr>
-      <w:r>
-        <w:t>Dear Colleagues:</w:t>
-      </w:r>
-    </w:p>
-    <w:p>
-      <w:pPr>
-        <w:pStyle w:val="NormalWeb"/>
-        <w:spacing w:before="0" w:beforeAutospacing="0" w:after="0" w:afterAutospacing="0"/>
-      </w:pPr>
-    </w:p>
-    <w:p>
-      <w:pPr>
-        <w:pStyle w:val="NormalWeb"/>
-        <w:spacing w:before="0" w:beforeAutospacing="0" w:after="0" w:afterAutospacing="0"/>
-      </w:pPr>
-      <w:r>
-        <w:t xml:space="preserve">Please find attached the documents needed to file the above-identified application in &lt;&lt;This.matterCountryName&gt;&gt; by the deadline of &lt;&lt;DEADLINEDATE&gt;&gt;.  Also attached is a copy of the international application as filed in Word format.  </w:t>
-      </w:r>
-      <w:r>
-        <w:rPr>
-          <w:b/>
-          <w:bCs/>
-          <w:i/>
-          <w:iCs/>
-        </w:rPr>
-        <w:t>Please report the day the application is filed, for our records, even if you do not formally report it until a later date.</w:t>
-      </w:r>
-    </w:p>
-    <w:p>
-      <w:pPr>
-        <w:pStyle w:val="NormalWeb"/>
-        <w:spacing w:before="0" w:beforeAutospacing="0" w:after="0" w:afterAutospacing="0"/>
-      </w:pPr>
-    </w:p>
-    <w:p>
-      <w:pPr>
-        <w:pStyle w:val="NormalWeb"/>
-        <w:spacing w:before="0" w:beforeAutospacing="0" w:after="0" w:afterAutospacing="0"/>
-      </w:pPr>
-      <w:r>
-        <w:t xml:space="preserve">All correspondence relating to this application should be addressed to me at &lt;&lt;This.ffparaEmail&gt;&gt; and to our firm’s general e-mail address </w:t>
-      </w:r>
-      <w:hyperlink r:id="rId6" w:history="1">
-        <w:r>
-          <w:rPr>
-            <w:rStyle w:val="Hyperlink"/>
-          </w:rPr>
-          <w:t>request@slwip.com</w:t>
-        </w:r>
-      </w:hyperlink>
-      <w:r>
-        <w:t>.</w:t>
-      </w:r>
-    </w:p>
-    <w:p>
-      <w:pPr>
-        <w:pStyle w:val="NormalWeb"/>
-        <w:spacing w:before="0" w:beforeAutospacing="0" w:after="0" w:afterAutospacing="0"/>
-      </w:pPr>
-    </w:p>
-    <w:p>
-      <w:pPr>
-        <w:pStyle w:val="NormalWeb"/>
-        <w:spacing w:before="0" w:beforeAutospacing="0" w:after="0" w:afterAutospacing="0"/>
-      </w:pPr>
-      <w:r>
-        <w:t>Kindly confirm safe receipt of these instructions and timely filing of the application by return e-mail.  If anything further is needed or if you have questions, do not hesitate to contact us.</w:t>
-      </w:r>
-    </w:p>
-    <w:p>
-      <w:pPr>
-        <w:spacing w:after="0" w:line="240" w:lineRule="auto"/>
-      </w:pPr>
-    </w:p>
-    <w:p>
-      <w:pPr>
-        <w:spacing w:after="0" w:line="240" w:lineRule="auto"/>
-      </w:pPr>
-      <w:r>
-        <w:t>Thank you,</w:t>
-      </w:r>
-    </w:p>
-    <w:p>
-      <w:pPr>
-        <w:spacing w:after="0" w:line="240" w:lineRule="auto"/>
-      </w:pPr>
-      <w:r>
-        <w:t xml:space="preserve">  &lt;&lt;This.ffparaName&gt;&gt;</w:t>
-      </w:r>
-    </w:p>
-    <w:p>
-      <w:pPr>
-        <w:jc w:val="both"/>
-        <w:rPr>
-          <w:rFonts w:ascii="Times New Roman" w:hAnsi="Times New Roman"/>
-          <w:sz w:val="23"/>
-          <w:szCs w:val="23"/>
-        </w:rPr>
-      </w:pPr>
-      <w:r>
-        <w:t xml:space="preserve">  </w:t>
-      </w:r>
-      <w:r>
-        <w:rPr>
-          <w:rFonts w:ascii="Times New Roman" w:hAnsi="Times New Roman"/>
-          <w:sz w:val="23"/>
-          <w:szCs w:val="23"/>
-        </w:rPr>
-        <w:t>Paralegal -- International Department</w:t>
-      </w:r>
-    </w:p>
-    <w:p>
-      <w:pPr>
-        <w:spacing w:after="0" w:line="240" w:lineRule="auto"/>
-      </w:pPr>
     </w:p>
     <w:sectPr>
       <w:pgSz w:w="12240" w:h="15840"/>
@@ -1184,7 +853,6 @@
   <w:style w:type="character" w:default="1" w:styleId="DefaultParagraphFont">
     <w:name w:val="Default Paragraph Font"/>
     <w:uiPriority w:val="1"/>
-    <w:semiHidden/>
     <w:unhideWhenUsed/>
   </w:style>
   <w:style w:type="table" w:default="1" w:styleId="TableNormal">

--- a/project/documents/miscellaneous/orderLetter.docx
+++ b/project/documents/miscellaneous/orderLetter.docx
@@ -323,7 +323,6 @@
         </w:rPr>
         <w:t> of a deadline, </w:t>
       </w:r>
-      <w:proofErr w:type="gramStart"/>
       <w:r>
         <w:rPr>
           <w:rFonts w:eastAsia="Times New Roman" w:cstheme="minorHAnsi"/>
@@ -333,7 +332,6 @@
         </w:rPr>
         <w:t>drafts</w:t>
       </w:r>
-      <w:proofErr w:type="gramEnd"/>
       <w:r>
         <w:rPr>
           <w:rFonts w:eastAsia="Times New Roman" w:cstheme="minorHAnsi"/>
@@ -440,6 +438,16 @@
         </w:rPr>
         <w:t>Paralegal -- International Department</w:t>
       </w:r>
+    </w:p>
+    <w:p>
+      <w:pPr>
+        <w:jc w:val="both"/>
+        <w:rPr>
+          <w:rFonts w:ascii="Times New Roman" w:hAnsi="Times New Roman"/>
+          <w:sz w:val="23"/>
+          <w:szCs w:val="23"/>
+        </w:rPr>
+      </w:pPr>
     </w:p>
     <w:sectPr>
       <w:pgSz w:w="12240" w:h="15840"/>
@@ -853,6 +861,7 @@
   <w:style w:type="character" w:default="1" w:styleId="DefaultParagraphFont">
     <w:name w:val="Default Paragraph Font"/>
     <w:uiPriority w:val="1"/>
+    <w:semiHidden/>
     <w:unhideWhenUsed/>
   </w:style>
   <w:style w:type="table" w:default="1" w:styleId="TableNormal">
